--- a/Code_Review_Report.docx
+++ b/Code_Review_Report.docx
@@ -45,6 +45,7 @@
         </w:rPr>
         <w:t xml:space="preserve">BITS Pilani Final Project | Updated for </w:t>
       </w:r>
+      <w:proofErr w:type="spellStart"/>
       <w:r>
         <w:rPr>
           <w:rFonts w:ascii="Menlo" w:hAnsi="Menlo" w:cs="Menlo"/>
@@ -53,6 +54,7 @@
         </w:rPr>
         <w:t>bits_pilani_capstone_project</w:t>
       </w:r>
+      <w:proofErr w:type="spellEnd"/>
       <w:r>
         <w:rPr>
           <w:rFonts w:ascii="Times New Roman" w:hAnsi="Times New Roman" w:cs="Times New Roman"/>
@@ -81,8 +83,54 @@
           <w:color w:val="343434"/>
           <w:sz w:val="26"/>
         </w:rPr>
-        <w:t>/Users/sajaldebnath/Library/CloudStorage/OneDrive-Personal/1. AI-ML STUDY/1. BITS Pilani Course/0. Final Project Work/bits_pilani_capstone_project</w:t>
-      </w:r>
+        <w:t>/Users/</w:t>
+      </w:r>
+      <w:proofErr w:type="spellStart"/>
+      <w:r>
+        <w:rPr>
+          <w:rFonts w:ascii="Menlo" w:hAnsi="Menlo" w:cs="Menlo"/>
+          <w:color w:val="343434"/>
+          <w:sz w:val="26"/>
+        </w:rPr>
+        <w:t>sajaldebnath</w:t>
+      </w:r>
+      <w:proofErr w:type="spellEnd"/>
+      <w:r>
+        <w:rPr>
+          <w:rFonts w:ascii="Menlo" w:hAnsi="Menlo" w:cs="Menlo"/>
+          <w:color w:val="343434"/>
+          <w:sz w:val="26"/>
+        </w:rPr>
+        <w:t>/Library/</w:t>
+      </w:r>
+      <w:proofErr w:type="spellStart"/>
+      <w:r>
+        <w:rPr>
+          <w:rFonts w:ascii="Menlo" w:hAnsi="Menlo" w:cs="Menlo"/>
+          <w:color w:val="343434"/>
+          <w:sz w:val="26"/>
+        </w:rPr>
+        <w:t>CloudStorage</w:t>
+      </w:r>
+      <w:proofErr w:type="spellEnd"/>
+      <w:r>
+        <w:rPr>
+          <w:rFonts w:ascii="Menlo" w:hAnsi="Menlo" w:cs="Menlo"/>
+          <w:color w:val="343434"/>
+          <w:sz w:val="26"/>
+        </w:rPr>
+        <w:t>/OneDrive-Personal/1. AI-ML STUDY/1. BITS Pilani Course/0. Final Project Work/</w:t>
+      </w:r>
+      <w:proofErr w:type="spellStart"/>
+      <w:r>
+        <w:rPr>
+          <w:rFonts w:ascii="Menlo" w:hAnsi="Menlo" w:cs="Menlo"/>
+          <w:color w:val="343434"/>
+          <w:sz w:val="26"/>
+        </w:rPr>
+        <w:t>bits_pilani_capstone_project</w:t>
+      </w:r>
+      <w:proofErr w:type="spellEnd"/>
     </w:p>
     <w:p>
       <w:pPr>
@@ -217,7 +265,25 @@
           <w:color w:val="0E0E0E"/>
           <w:sz w:val="32"/>
         </w:rPr>
-        <w:t>Well-structured FastAPI project with dedicated config, services, scripts, artifacts, and frontend assets.</w:t>
+        <w:t xml:space="preserve">Well-structured </w:t>
+      </w:r>
+      <w:proofErr w:type="spellStart"/>
+      <w:r>
+        <w:rPr>
+          <w:rFonts w:ascii="Times New Roman" w:hAnsi="Times New Roman" w:cs="Times New Roman"/>
+          <w:color w:val="0E0E0E"/>
+          <w:sz w:val="32"/>
+        </w:rPr>
+        <w:t>FastAPI</w:t>
+      </w:r>
+      <w:proofErr w:type="spellEnd"/>
+      <w:r>
+        <w:rPr>
+          <w:rFonts w:ascii="Times New Roman" w:hAnsi="Times New Roman" w:cs="Times New Roman"/>
+          <w:color w:val="0E0E0E"/>
+          <w:sz w:val="32"/>
+        </w:rPr>
+        <w:t xml:space="preserve"> project with dedicated config, services, scripts, artifacts, and frontend assets.</w:t>
       </w:r>
     </w:p>
     <w:p>
@@ -380,14 +446,6 @@
           <w:sz w:val="32"/>
         </w:rPr>
         <w:tab/>
-      </w:r>
-      <w:r>
-        <w:rPr>
-          <w:rFonts w:ascii="Times New Roman" w:hAnsi="Times New Roman" w:cs="Times New Roman"/>
-          <w:b/>
-          <w:color w:val="0E0E0E"/>
-          <w:sz w:val="32"/>
-        </w:rPr>
         <w:t>Operational models:</w:t>
       </w:r>
       <w:r>
@@ -422,14 +480,6 @@
           <w:sz w:val="32"/>
         </w:rPr>
         <w:tab/>
-      </w:r>
-      <w:r>
-        <w:rPr>
-          <w:rFonts w:ascii="Times New Roman" w:hAnsi="Times New Roman" w:cs="Times New Roman"/>
-          <w:b/>
-          <w:color w:val="0E0E0E"/>
-          <w:sz w:val="32"/>
-        </w:rPr>
         <w:t>Decision-support endpoints:</w:t>
       </w:r>
       <w:r>
@@ -464,14 +514,6 @@
           <w:sz w:val="32"/>
         </w:rPr>
         <w:tab/>
-      </w:r>
-      <w:r>
-        <w:rPr>
-          <w:rFonts w:ascii="Times New Roman" w:hAnsi="Times New Roman" w:cs="Times New Roman"/>
-          <w:b/>
-          <w:color w:val="0E0E0E"/>
-          <w:sz w:val="32"/>
-        </w:rPr>
         <w:t>Explainer modules:</w:t>
       </w:r>
       <w:r>
@@ -506,14 +548,6 @@
           <w:sz w:val="32"/>
         </w:rPr>
         <w:tab/>
-      </w:r>
-      <w:r>
-        <w:rPr>
-          <w:rFonts w:ascii="Times New Roman" w:hAnsi="Times New Roman" w:cs="Times New Roman"/>
-          <w:b/>
-          <w:color w:val="0E0E0E"/>
-          <w:sz w:val="32"/>
-        </w:rPr>
         <w:t>Benchmark showcase:</w:t>
       </w:r>
       <w:r>
@@ -548,14 +582,6 @@
           <w:sz w:val="32"/>
         </w:rPr>
         <w:tab/>
-      </w:r>
-      <w:r>
-        <w:rPr>
-          <w:rFonts w:ascii="Times New Roman" w:hAnsi="Times New Roman" w:cs="Times New Roman"/>
-          <w:b/>
-          <w:color w:val="0E0E0E"/>
-          <w:sz w:val="32"/>
-        </w:rPr>
         <w:t>Frontend scope:</w:t>
       </w:r>
       <w:r>
@@ -572,8 +598,18 @@
           <w:color w:val="0E0E0E"/>
           <w:sz w:val="26"/>
         </w:rPr>
-        <w:t>/ui</w:t>
-      </w:r>
+        <w:t>/</w:t>
+      </w:r>
+      <w:proofErr w:type="spellStart"/>
+      <w:r>
+        <w:rPr>
+          <w:rFonts w:ascii="Menlo" w:hAnsi="Menlo" w:cs="Menlo"/>
+          <w:color w:val="0E0E0E"/>
+          <w:sz w:val="26"/>
+        </w:rPr>
+        <w:t>ui</w:t>
+      </w:r>
+      <w:proofErr w:type="spellEnd"/>
       <w:r>
         <w:rPr>
           <w:rFonts w:ascii="Times New Roman" w:hAnsi="Times New Roman" w:cs="Times New Roman"/>
@@ -611,8 +647,18 @@
           <w:color w:val="0E0E0E"/>
           <w:sz w:val="26"/>
         </w:rPr>
-        <w:t>.joblib</w:t>
-      </w:r>
+        <w:t>.</w:t>
+      </w:r>
+      <w:proofErr w:type="spellStart"/>
+      <w:r>
+        <w:rPr>
+          <w:rFonts w:ascii="Menlo" w:hAnsi="Menlo" w:cs="Menlo"/>
+          <w:color w:val="0E0E0E"/>
+          <w:sz w:val="26"/>
+        </w:rPr>
+        <w:t>joblib</w:t>
+      </w:r>
+      <w:proofErr w:type="spellEnd"/>
       <w:proofErr w:type="gramEnd"/>
       <w:r>
         <w:rPr>
@@ -774,13 +820,23 @@
         </w:rPr>
         <w:t xml:space="preserve">Numeric fields now use sensible bounds such as </w:t>
       </w:r>
-      <w:r>
-        <w:rPr>
-          <w:rFonts w:ascii="Menlo" w:hAnsi="Menlo" w:cs="Menlo"/>
-          <w:color w:val="0E0E0E"/>
-          <w:sz w:val="26"/>
-        </w:rPr>
-        <w:t>ge=0</w:t>
+      <w:proofErr w:type="spellStart"/>
+      <w:r>
+        <w:rPr>
+          <w:rFonts w:ascii="Menlo" w:hAnsi="Menlo" w:cs="Menlo"/>
+          <w:color w:val="0E0E0E"/>
+          <w:sz w:val="26"/>
+        </w:rPr>
+        <w:t>ge</w:t>
+      </w:r>
+      <w:proofErr w:type="spellEnd"/>
+      <w:r>
+        <w:rPr>
+          <w:rFonts w:ascii="Menlo" w:hAnsi="Menlo" w:cs="Menlo"/>
+          <w:color w:val="0E0E0E"/>
+          <w:sz w:val="26"/>
+        </w:rPr>
+        <w:t>=0</w:t>
       </w:r>
       <w:r>
         <w:rPr>
@@ -866,7 +922,25 @@
           <w:color w:val="0E0E0E"/>
           <w:sz w:val="32"/>
         </w:rPr>
-        <w:t>Improves reliability when model artifacts are missing or incompatible with the current sklearn version.</w:t>
+        <w:t xml:space="preserve">Improves reliability when model artifacts are missing or incompatible with the current </w:t>
+      </w:r>
+      <w:proofErr w:type="spellStart"/>
+      <w:r>
+        <w:rPr>
+          <w:rFonts w:ascii="Times New Roman" w:hAnsi="Times New Roman" w:cs="Times New Roman"/>
+          <w:color w:val="0E0E0E"/>
+          <w:sz w:val="32"/>
+        </w:rPr>
+        <w:t>sklearn</w:t>
+      </w:r>
+      <w:proofErr w:type="spellEnd"/>
+      <w:r>
+        <w:rPr>
+          <w:rFonts w:ascii="Times New Roman" w:hAnsi="Times New Roman" w:cs="Times New Roman"/>
+          <w:color w:val="0E0E0E"/>
+          <w:sz w:val="32"/>
+        </w:rPr>
+        <w:t xml:space="preserve"> version.</w:t>
       </w:r>
     </w:p>
     <w:p>
@@ -1058,8 +1132,18 @@
           <w:color w:val="0E0E0E"/>
           <w:sz w:val="26"/>
         </w:rPr>
-        <w:t>.gitignore</w:t>
-      </w:r>
+        <w:t>.</w:t>
+      </w:r>
+      <w:proofErr w:type="spellStart"/>
+      <w:r>
+        <w:rPr>
+          <w:rFonts w:ascii="Menlo" w:hAnsi="Menlo" w:cs="Menlo"/>
+          <w:color w:val="0E0E0E"/>
+          <w:sz w:val="26"/>
+        </w:rPr>
+        <w:t>gitignore</w:t>
+      </w:r>
+      <w:proofErr w:type="spellEnd"/>
       <w:proofErr w:type="gramEnd"/>
       <w:r>
         <w:rPr>
@@ -1146,13 +1230,6 @@
           <w:sz w:val="32"/>
         </w:rPr>
         <w:tab/>
-      </w:r>
-      <w:r>
-        <w:rPr>
-          <w:rFonts w:ascii="Times New Roman" w:hAnsi="Times New Roman" w:cs="Times New Roman"/>
-          <w:color w:val="0E0E0E"/>
-          <w:sz w:val="32"/>
-        </w:rPr>
         <w:t xml:space="preserve">The route layer in </w:t>
       </w:r>
       <w:r>
@@ -1193,14 +1270,25 @@
           <w:sz w:val="32"/>
         </w:rPr>
         <w:tab/>
-      </w:r>
-      <w:r>
-        <w:rPr>
-          <w:rFonts w:ascii="Times New Roman" w:hAnsi="Times New Roman" w:cs="Times New Roman"/>
-          <w:color w:val="0E0E0E"/>
-          <w:sz w:val="32"/>
-        </w:rPr>
-        <w:t>The application makes good use of typed Pydantic request and response models, which improves documentation and response consistency.</w:t>
+        <w:t xml:space="preserve">The application makes good use of typed </w:t>
+      </w:r>
+      <w:proofErr w:type="spellStart"/>
+      <w:r>
+        <w:rPr>
+          <w:rFonts w:ascii="Times New Roman" w:hAnsi="Times New Roman" w:cs="Times New Roman"/>
+          <w:color w:val="0E0E0E"/>
+          <w:sz w:val="32"/>
+        </w:rPr>
+        <w:t>Pydantic</w:t>
+      </w:r>
+      <w:proofErr w:type="spellEnd"/>
+      <w:r>
+        <w:rPr>
+          <w:rFonts w:ascii="Times New Roman" w:hAnsi="Times New Roman" w:cs="Times New Roman"/>
+          <w:color w:val="0E0E0E"/>
+          <w:sz w:val="32"/>
+        </w:rPr>
+        <w:t xml:space="preserve"> request and response models, which improves documentation and response consistency.</w:t>
       </w:r>
     </w:p>
     <w:p>
@@ -1224,13 +1312,6 @@
           <w:sz w:val="32"/>
         </w:rPr>
         <w:tab/>
-      </w:r>
-      <w:r>
-        <w:rPr>
-          <w:rFonts w:ascii="Times New Roman" w:hAnsi="Times New Roman" w:cs="Times New Roman"/>
-          <w:color w:val="0E0E0E"/>
-          <w:sz w:val="32"/>
-        </w:rPr>
         <w:t>The operational prediction endpoints and the explainer endpoints are separated sensibly, keeping the business workflows distinct from the AI/ML showcase features.</w:t>
       </w:r>
     </w:p>
@@ -1255,13 +1336,6 @@
           <w:sz w:val="32"/>
         </w:rPr>
         <w:tab/>
-      </w:r>
-      <w:r>
-        <w:rPr>
-          <w:rFonts w:ascii="Times New Roman" w:hAnsi="Times New Roman" w:cs="Times New Roman"/>
-          <w:color w:val="0E0E0E"/>
-          <w:sz w:val="32"/>
-        </w:rPr>
         <w:t xml:space="preserve">Health and metadata endpoints such as </w:t>
       </w:r>
       <w:r>
@@ -1348,13 +1422,6 @@
           <w:sz w:val="32"/>
         </w:rPr>
         <w:tab/>
-      </w:r>
-      <w:r>
-        <w:rPr>
-          <w:rFonts w:ascii="Times New Roman" w:hAnsi="Times New Roman" w:cs="Times New Roman"/>
-          <w:color w:val="0E0E0E"/>
-          <w:sz w:val="32"/>
-        </w:rPr>
         <w:t>The deployed hybrid logistic model remains a strong choice for a capstone setting because it balances interpretability, acceptable performance, and deployment simplicity.</w:t>
       </w:r>
     </w:p>
@@ -1380,13 +1447,6 @@
           <w:sz w:val="32"/>
         </w:rPr>
         <w:tab/>
-      </w:r>
-      <w:r>
-        <w:rPr>
-          <w:rFonts w:ascii="Times New Roman" w:hAnsi="Times New Roman" w:cs="Times New Roman"/>
-          <w:color w:val="0E0E0E"/>
-          <w:sz w:val="32"/>
-        </w:rPr>
         <w:t>The sales model adds useful operational breadth by moving the project beyond pure classification.</w:t>
       </w:r>
     </w:p>
@@ -1411,13 +1471,6 @@
           <w:sz w:val="32"/>
         </w:rPr>
         <w:tab/>
-      </w:r>
-      <w:r>
-        <w:rPr>
-          <w:rFonts w:ascii="Times New Roman" w:hAnsi="Times New Roman" w:cs="Times New Roman"/>
-          <w:color w:val="0E0E0E"/>
-          <w:sz w:val="32"/>
-        </w:rPr>
         <w:t>Model Insights is well-designed for academic communication because it converts model details into precomputed, easy-to-render summaries.</w:t>
       </w:r>
     </w:p>
@@ -1442,13 +1495,6 @@
           <w:sz w:val="32"/>
         </w:rPr>
         <w:tab/>
-      </w:r>
-      <w:r>
-        <w:rPr>
-          <w:rFonts w:ascii="Times New Roman" w:hAnsi="Times New Roman" w:cs="Times New Roman"/>
-          <w:color w:val="0E0E0E"/>
-          <w:sz w:val="32"/>
-        </w:rPr>
         <w:t>Model Lab adds research depth without destabilizing the main application.</w:t>
       </w:r>
     </w:p>
@@ -1473,13 +1519,6 @@
           <w:sz w:val="32"/>
         </w:rPr>
         <w:tab/>
-      </w:r>
-      <w:r>
-        <w:rPr>
-          <w:rFonts w:ascii="Times New Roman" w:hAnsi="Times New Roman" w:cs="Times New Roman"/>
-          <w:color w:val="0E0E0E"/>
-          <w:sz w:val="32"/>
-        </w:rPr>
         <w:t>The explicit benchmark-only treatment of custom deep learning and Hugging Face models is honest and better than pretending unsupported live inference exists.</w:t>
       </w:r>
     </w:p>
@@ -1518,13 +1557,6 @@
           <w:sz w:val="32"/>
         </w:rPr>
         <w:tab/>
-      </w:r>
-      <w:r>
-        <w:rPr>
-          <w:rFonts w:ascii="Times New Roman" w:hAnsi="Times New Roman" w:cs="Times New Roman"/>
-          <w:color w:val="0E0E0E"/>
-          <w:sz w:val="32"/>
-        </w:rPr>
         <w:t>The frontend now supports multiple business workflows and better matches the expectations of a project demonstration to a non-technical coordinator.</w:t>
       </w:r>
     </w:p>
@@ -1549,13 +1581,6 @@
           <w:sz w:val="32"/>
         </w:rPr>
         <w:tab/>
-      </w:r>
-      <w:r>
-        <w:rPr>
-          <w:rFonts w:ascii="Times New Roman" w:hAnsi="Times New Roman" w:cs="Times New Roman"/>
-          <w:color w:val="0E0E0E"/>
-          <w:sz w:val="32"/>
-        </w:rPr>
         <w:t>Sample buttons, summary cards, ranking tables, caution flags, and compare views are all appropriate choices for this audience.</w:t>
       </w:r>
     </w:p>
@@ -1580,13 +1605,6 @@
           <w:sz w:val="32"/>
         </w:rPr>
         <w:tab/>
-      </w:r>
-      <w:r>
-        <w:rPr>
-          <w:rFonts w:ascii="Times New Roman" w:hAnsi="Times New Roman" w:cs="Times New Roman"/>
-          <w:color w:val="0E0E0E"/>
-          <w:sz w:val="32"/>
-        </w:rPr>
         <w:t>The decision to rely on precomputed artifacts for insights and model comparison is a strong demo-focused tradeoff.</w:t>
       </w:r>
     </w:p>
@@ -1625,14 +1643,25 @@
           <w:sz w:val="32"/>
         </w:rPr>
         <w:tab/>
-      </w:r>
-      <w:r>
-        <w:rPr>
-          <w:rFonts w:ascii="Times New Roman" w:hAnsi="Times New Roman" w:cs="Times New Roman"/>
-          <w:color w:val="0E0E0E"/>
-          <w:sz w:val="32"/>
-        </w:rPr>
-        <w:t>The repository now includes a focused smoke suite with coverage for the core API features and the failure-recovery paths around incompatible sklearn artifacts.</w:t>
+        <w:t xml:space="preserve">The repository now includes a focused smoke suite with coverage for the core API features and the failure-recovery paths around incompatible </w:t>
+      </w:r>
+      <w:proofErr w:type="spellStart"/>
+      <w:r>
+        <w:rPr>
+          <w:rFonts w:ascii="Times New Roman" w:hAnsi="Times New Roman" w:cs="Times New Roman"/>
+          <w:color w:val="0E0E0E"/>
+          <w:sz w:val="32"/>
+        </w:rPr>
+        <w:t>sklearn</w:t>
+      </w:r>
+      <w:proofErr w:type="spellEnd"/>
+      <w:r>
+        <w:rPr>
+          <w:rFonts w:ascii="Times New Roman" w:hAnsi="Times New Roman" w:cs="Times New Roman"/>
+          <w:color w:val="0E0E0E"/>
+          <w:sz w:val="32"/>
+        </w:rPr>
+        <w:t xml:space="preserve"> artifacts.</w:t>
       </w:r>
     </w:p>
     <w:p>
@@ -1656,13 +1685,6 @@
           <w:sz w:val="32"/>
         </w:rPr>
         <w:tab/>
-      </w:r>
-      <w:r>
-        <w:rPr>
-          <w:rFonts w:ascii="Times New Roman" w:hAnsi="Times New Roman" w:cs="Times New Roman"/>
-          <w:color w:val="0E0E0E"/>
-          <w:sz w:val="32"/>
-        </w:rPr>
         <w:t xml:space="preserve">The presence of </w:t>
       </w:r>
       <w:r>
@@ -1720,13 +1742,6 @@
           <w:sz w:val="32"/>
         </w:rPr>
         <w:tab/>
-      </w:r>
-      <w:r>
-        <w:rPr>
-          <w:rFonts w:ascii="Times New Roman" w:hAnsi="Times New Roman" w:cs="Times New Roman"/>
-          <w:color w:val="0E0E0E"/>
-          <w:sz w:val="32"/>
-        </w:rPr>
         <w:t>Recovery tests for broken model loading are especially valuable because they exercise a real failure mode the project has already encountered.</w:t>
       </w:r>
     </w:p>
@@ -1829,7 +1844,25 @@
           <w:color w:val="0E0E0E"/>
           <w:sz w:val="32"/>
         </w:rPr>
-        <w:t>If serialized sklearn artifacts are missing or incompatible, the first request can trigger a runtime refit. This is useful for resilience, but it can slow the first live call and may be awkward in a multi-worker deployment.</w:t>
+        <w:t xml:space="preserve">If serialized </w:t>
+      </w:r>
+      <w:proofErr w:type="spellStart"/>
+      <w:r>
+        <w:rPr>
+          <w:rFonts w:ascii="Times New Roman" w:hAnsi="Times New Roman" w:cs="Times New Roman"/>
+          <w:color w:val="0E0E0E"/>
+          <w:sz w:val="32"/>
+        </w:rPr>
+        <w:t>sklearn</w:t>
+      </w:r>
+      <w:proofErr w:type="spellEnd"/>
+      <w:r>
+        <w:rPr>
+          <w:rFonts w:ascii="Times New Roman" w:hAnsi="Times New Roman" w:cs="Times New Roman"/>
+          <w:color w:val="0E0E0E"/>
+          <w:sz w:val="32"/>
+        </w:rPr>
+        <w:t xml:space="preserve"> artifacts are missing or incompatible, the first request can trigger a runtime refit. This is useful for resilience, but it can slow the first live call and may be awkward in a multi-worker deployment.</w:t>
       </w:r>
     </w:p>
     <w:p>
@@ -1888,8 +1921,18 @@
           <w:color w:val="0E0E0E"/>
           <w:sz w:val="26"/>
         </w:rPr>
-        <w:t>/ui</w:t>
-      </w:r>
+        <w:t>/</w:t>
+      </w:r>
+      <w:proofErr w:type="spellStart"/>
+      <w:r>
+        <w:rPr>
+          <w:rFonts w:ascii="Menlo" w:hAnsi="Menlo" w:cs="Menlo"/>
+          <w:color w:val="0E0E0E"/>
+          <w:sz w:val="26"/>
+        </w:rPr>
+        <w:t>ui</w:t>
+      </w:r>
+      <w:proofErr w:type="spellEnd"/>
       <w:r>
         <w:rPr>
           <w:rFonts w:ascii="Times New Roman" w:hAnsi="Times New Roman" w:cs="Times New Roman"/>
@@ -2058,7 +2101,25 @@
           <w:color w:val="0E0E0E"/>
           <w:sz w:val="32"/>
         </w:rPr>
-        <w:t>Add a frozen lockfile, a pip-tools output, or an exported environment snapshot for final submission and evaluation systems.</w:t>
+        <w:t xml:space="preserve">Add a frozen </w:t>
+      </w:r>
+      <w:proofErr w:type="spellStart"/>
+      <w:r>
+        <w:rPr>
+          <w:rFonts w:ascii="Times New Roman" w:hAnsi="Times New Roman" w:cs="Times New Roman"/>
+          <w:color w:val="0E0E0E"/>
+          <w:sz w:val="32"/>
+        </w:rPr>
+        <w:t>lockfile</w:t>
+      </w:r>
+      <w:proofErr w:type="spellEnd"/>
+      <w:r>
+        <w:rPr>
+          <w:rFonts w:ascii="Times New Roman" w:hAnsi="Times New Roman" w:cs="Times New Roman"/>
+          <w:color w:val="0E0E0E"/>
+          <w:sz w:val="32"/>
+        </w:rPr>
+        <w:t>, a pip-tools output, or an exported environment snapshot for final submission and evaluation systems.</w:t>
       </w:r>
     </w:p>
     <w:p>
@@ -2153,13 +2214,6 @@
           <w:sz w:val="32"/>
         </w:rPr>
         <w:tab/>
-      </w:r>
-      <w:r>
-        <w:rPr>
-          <w:rFonts w:ascii="Times New Roman" w:hAnsi="Times New Roman" w:cs="Times New Roman"/>
-          <w:color w:val="0E0E0E"/>
-          <w:sz w:val="32"/>
-        </w:rPr>
         <w:t>Add a startup model preflight so the deployed models are validated and warmed before a live demo begins.</w:t>
       </w:r>
     </w:p>
@@ -2184,13 +2238,6 @@
           <w:sz w:val="32"/>
         </w:rPr>
         <w:tab/>
-      </w:r>
-      <w:r>
-        <w:rPr>
-          <w:rFonts w:ascii="Times New Roman" w:hAnsi="Times New Roman" w:cs="Times New Roman"/>
-          <w:color w:val="0E0E0E"/>
-          <w:sz w:val="32"/>
-        </w:rPr>
         <w:t>Add one end-to-end UI smoke test that exercises the main dashboard tabs and sample flows.</w:t>
       </w:r>
     </w:p>
@@ -2215,13 +2262,6 @@
           <w:sz w:val="32"/>
         </w:rPr>
         <w:tab/>
-      </w:r>
-      <w:r>
-        <w:rPr>
-          <w:rFonts w:ascii="Times New Roman" w:hAnsi="Times New Roman" w:cs="Times New Roman"/>
-          <w:color w:val="0E0E0E"/>
-          <w:sz w:val="32"/>
-        </w:rPr>
         <w:t>Decide whether Model Lab’s deep learning and transformer entries should remain benchmark-only or be extended with explicit runtime-serving artifacts.</w:t>
       </w:r>
     </w:p>
@@ -2246,13 +2286,6 @@
           <w:sz w:val="32"/>
         </w:rPr>
         <w:tab/>
-      </w:r>
-      <w:r>
-        <w:rPr>
-          <w:rFonts w:ascii="Times New Roman" w:hAnsi="Times New Roman" w:cs="Times New Roman"/>
-          <w:color w:val="0E0E0E"/>
-          <w:sz w:val="32"/>
-        </w:rPr>
         <w:t>Create a locked environment specification for submission and cross-machine reproducibility.</w:t>
       </w:r>
     </w:p>
@@ -2277,13 +2310,6 @@
           <w:sz w:val="32"/>
         </w:rPr>
         <w:tab/>
-      </w:r>
-      <w:r>
-        <w:rPr>
-          <w:rFonts w:ascii="Times New Roman" w:hAnsi="Times New Roman" w:cs="Times New Roman"/>
-          <w:color w:val="0E0E0E"/>
-          <w:sz w:val="32"/>
-        </w:rPr>
         <w:t>Automate documentation snapshots for repository structure and endpoint inventory where possible.</w:t>
       </w:r>
     </w:p>
@@ -2322,13 +2348,6 @@
           <w:sz w:val="32"/>
         </w:rPr>
         <w:tab/>
-      </w:r>
-      <w:r>
-        <w:rPr>
-          <w:rFonts w:ascii="Times New Roman" w:hAnsi="Times New Roman" w:cs="Times New Roman"/>
-          <w:color w:val="0E0E0E"/>
-          <w:sz w:val="32"/>
-        </w:rPr>
         <w:t>The project now demonstrates a strong evolution from a narrow prediction service into a coherent retail decision-support application.</w:t>
       </w:r>
     </w:p>
@@ -2353,13 +2372,6 @@
           <w:sz w:val="32"/>
         </w:rPr>
         <w:tab/>
-      </w:r>
-      <w:r>
-        <w:rPr>
-          <w:rFonts w:ascii="Times New Roman" w:hAnsi="Times New Roman" w:cs="Times New Roman"/>
-          <w:color w:val="0E0E0E"/>
-          <w:sz w:val="32"/>
-        </w:rPr>
         <w:t>The deployed model choice is sensible for the academic and demo context: explainable, stable, and operationally light.</w:t>
       </w:r>
     </w:p>
@@ -2384,13 +2396,6 @@
           <w:sz w:val="32"/>
         </w:rPr>
         <w:tab/>
-      </w:r>
-      <w:r>
-        <w:rPr>
-          <w:rFonts w:ascii="Times New Roman" w:hAnsi="Times New Roman" w:cs="Times New Roman"/>
-          <w:color w:val="0E0E0E"/>
-          <w:sz w:val="32"/>
-        </w:rPr>
         <w:t>The combination of machine learning output and rule-based caution flags improves trust and business realism.</w:t>
       </w:r>
     </w:p>
@@ -2415,13 +2420,6 @@
           <w:sz w:val="32"/>
         </w:rPr>
         <w:tab/>
-      </w:r>
-      <w:r>
-        <w:rPr>
-          <w:rFonts w:ascii="Times New Roman" w:hAnsi="Times New Roman" w:cs="Times New Roman"/>
-          <w:color w:val="0E0E0E"/>
-          <w:sz w:val="32"/>
-        </w:rPr>
         <w:t>The insights and model-lab tabs significantly improve the project’s academic communication quality.</w:t>
       </w:r>
     </w:p>
@@ -2447,13 +2445,6 @@
           <w:sz w:val="32"/>
         </w:rPr>
         <w:tab/>
-      </w:r>
-      <w:r>
-        <w:rPr>
-          <w:rFonts w:ascii="Times New Roman" w:hAnsi="Times New Roman" w:cs="Times New Roman"/>
-          <w:color w:val="0E0E0E"/>
-          <w:sz w:val="32"/>
-        </w:rPr>
         <w:t>The expanded smoke suite and recovery behavior show a much more mature engineering mindset than the earlier project version.</w:t>
       </w:r>
     </w:p>
